--- a/00-首页/题组Word/专项卷/一分册/专项卷IV-学生版-打印版.docx
+++ b/00-首页/题组Word/专项卷/一分册/专项卷IV-学生版-打印版.docx
@@ -2143,7 +2143,7 @@
               <m:rPr>
                 <m:sty m:val="p"/>
               </m:rPr>
-              <m:t>​</m:t>
+              <m:t xml:space="preserve"> </m:t>
             </m:r>
           </m:e>
           <m:sup>

--- a/00-首页/题组Word/专项卷/一分册/专项卷IV-学生版-打印版.docx
+++ b/00-首页/题组Word/专项卷/一分册/专项卷IV-学生版-打印版.docx
@@ -700,8 +700,8 @@
           <w:ilvl w:val="0"/>
           <w:numId w:val="1001"/>
         </w:numPr>
+        <w:spacing w:before="0" w:after="0"/>
         <w:ind w:left="480" w:hanging="480"/>
-        <w:spacing w:after="0"/>
       </w:pPr>
       <w:r>
         <w:rPr>
@@ -746,8 +746,8 @@
           <w:ilvl w:val="0"/>
           <w:numId w:val="1001"/>
         </w:numPr>
+        <w:spacing w:before="0" w:after="0"/>
         <w:ind w:left="480" w:hanging="480"/>
-        <w:spacing w:before="0" w:after="0"/>
       </w:pPr>
       <w:r>
         <w:rPr>
@@ -798,8 +798,8 @@
           <w:ilvl w:val="0"/>
           <w:numId w:val="1001"/>
         </w:numPr>
+        <w:spacing w:before="0" w:after="0"/>
         <w:ind w:left="480" w:hanging="480"/>
-        <w:spacing w:before="0" w:after="0"/>
       </w:pPr>
       <w:r>
         <w:rPr>
@@ -850,8 +850,8 @@
           <w:ilvl w:val="0"/>
           <w:numId w:val="1001"/>
         </w:numPr>
+        <w:spacing w:before="0" w:after="0"/>
         <w:ind w:left="480" w:hanging="480"/>
-        <w:spacing w:before="0" w:after="0"/>
       </w:pPr>
       <w:r>
         <w:rPr>
@@ -902,8 +902,8 @@
           <w:ilvl w:val="0"/>
           <w:numId w:val="1001"/>
         </w:numPr>
+        <w:spacing w:before="0" w:after="0"/>
         <w:ind w:left="480" w:hanging="480"/>
-        <w:spacing w:before="0" w:after="180"/>
       </w:pPr>
       <w:r>
         <w:rPr>
@@ -2993,6 +2993,7 @@
     <w:p>
       <w:pPr>
         <w:pStyle w:val="FirstParagraph"/>
+        <w:spacing w:before="0" w:after="0"/>
       </w:pPr>
       <w:r>
         <w:rPr>
@@ -3034,6 +3035,7 @@
     <w:p>
       <w:pPr>
         <w:pStyle w:val="BodyText"/>
+        <w:spacing w:before="0" w:after="0"/>
       </w:pPr>
       <w:r>
         <w:rPr>
@@ -3075,6 +3077,7 @@
     <w:p>
       <w:pPr>
         <w:pStyle w:val="BodyText"/>
+        <w:spacing w:before="0" w:after="0"/>
       </w:pPr>
       <w:r>
         <w:rPr>
@@ -3092,6 +3095,7 @@
     <w:p>
       <w:pPr>
         <w:pStyle w:val="BodyText"/>
+        <w:spacing w:before="0" w:after="0"/>
       </w:pPr>
       <w:r>
         <w:rPr>
@@ -3548,6 +3552,7 @@
     <w:p>
       <w:pPr>
         <w:pStyle w:val="FirstParagraph"/>
+        <w:spacing w:before="0" w:after="0"/>
       </w:pPr>
       <w:r>
         <w:rPr>
@@ -3693,6 +3698,7 @@
     <w:p>
       <w:pPr>
         <w:pStyle w:val="BodyText"/>
+        <w:spacing w:before="0" w:after="0"/>
       </w:pPr>
       <w:r>
         <w:rPr>
@@ -3855,6 +3861,7 @@
     <w:p>
       <w:pPr>
         <w:pStyle w:val="BodyText"/>
+        <w:spacing w:before="0" w:after="0"/>
       </w:pPr>
       <w:r>
         <w:rPr>
@@ -4070,6 +4077,7 @@
     <w:p>
       <w:pPr>
         <w:pStyle w:val="BodyText"/>
+        <w:spacing w:before="0" w:after="0"/>
       </w:pPr>
       <w:r>
         <w:rPr>
@@ -4778,6 +4786,7 @@
     <w:p>
       <w:pPr>
         <w:pStyle w:val="FirstParagraph"/>
+        <w:spacing w:before="0" w:after="0"/>
       </w:pPr>
       <w:r>
         <w:rPr>
@@ -4847,6 +4856,7 @@
     <w:p>
       <w:pPr>
         <w:pStyle w:val="BodyText"/>
+        <w:spacing w:before="0" w:after="0"/>
       </w:pPr>
       <w:r>
         <w:rPr>
@@ -4913,6 +4923,7 @@
     <w:p>
       <w:pPr>
         <w:pStyle w:val="BodyText"/>
+        <w:spacing w:before="0" w:after="0"/>
       </w:pPr>
       <w:r>
         <w:rPr>
@@ -4988,6 +4999,7 @@
     <w:p>
       <w:pPr>
         <w:pStyle w:val="BodyText"/>
+        <w:spacing w:before="0" w:after="0"/>
       </w:pPr>
       <w:r>
         <w:rPr>
@@ -8235,6 +8247,14 @@
         <w:tblStyle w:val="Table"/>
         <w:tblW w:type="pct" w:w="5000"/>
         <w:tblLayout w:type="fixed"/>
+        <w:tblBorders>
+          <w:top w:val="single" w:sz="12" w:space="0" w:color="000000"/>
+          <w:left w:val="none" w:sz="0" w:space="0" w:color="auto"/>
+          <w:bottom w:val="single" w:sz="12" w:space="0" w:color="000000"/>
+          <w:right w:val="none" w:sz="0" w:space="0" w:color="auto"/>
+          <w:insideH w:val="none" w:sz="0" w:space="0" w:color="auto"/>
+          <w:insideV w:val="none" w:sz="0" w:space="0" w:color="auto"/>
+        </w:tblBorders>
         <w:tblLook w:firstRow="1" w:lastRow="0" w:firstColumn="0" w:lastColumn="0" w:noHBand="0" w:noVBand="0" w:val="0020"/>
       </w:tblPr>
       <w:tblGrid>
@@ -8252,7 +8272,11 @@
           <w:tblHeader w:val="on"/>
         </w:trPr>
         <w:tc>
-          <w:tcPr/>
+          <w:tcPr>
+            <w:tcBorders>
+              <w:bottom w:val="single" w:sz="8" w:space="0" w:color="000000"/>
+            </w:tcBorders>
+          </w:tcPr>
           <w:p>
             <w:pPr>
               <w:pStyle w:val="Compact"/>
@@ -8275,7 +8299,11 @@
           </w:p>
         </w:tc>
         <w:tc>
-          <w:tcPr/>
+          <w:tcPr>
+            <w:tcBorders>
+              <w:bottom w:val="single" w:sz="8" w:space="0" w:color="000000"/>
+            </w:tcBorders>
+          </w:tcPr>
           <w:p>
             <w:pPr>
               <w:pStyle w:val="Compact"/>
@@ -8291,7 +8319,11 @@
           </w:p>
         </w:tc>
         <w:tc>
-          <w:tcPr/>
+          <w:tcPr>
+            <w:tcBorders>
+              <w:bottom w:val="single" w:sz="8" w:space="0" w:color="000000"/>
+            </w:tcBorders>
+          </w:tcPr>
           <w:p>
             <w:pPr>
               <w:pStyle w:val="Compact"/>
@@ -8307,7 +8339,11 @@
           </w:p>
         </w:tc>
         <w:tc>
-          <w:tcPr/>
+          <w:tcPr>
+            <w:tcBorders>
+              <w:bottom w:val="single" w:sz="8" w:space="0" w:color="000000"/>
+            </w:tcBorders>
+          </w:tcPr>
           <w:p>
             <w:pPr>
               <w:pStyle w:val="Compact"/>
@@ -8323,7 +8359,11 @@
           </w:p>
         </w:tc>
         <w:tc>
-          <w:tcPr/>
+          <w:tcPr>
+            <w:tcBorders>
+              <w:bottom w:val="single" w:sz="8" w:space="0" w:color="000000"/>
+            </w:tcBorders>
+          </w:tcPr>
           <w:p>
             <w:pPr>
               <w:pStyle w:val="Compact"/>
@@ -8339,7 +8379,11 @@
           </w:p>
         </w:tc>
         <w:tc>
-          <w:tcPr/>
+          <w:tcPr>
+            <w:tcBorders>
+              <w:bottom w:val="single" w:sz="8" w:space="0" w:color="000000"/>
+            </w:tcBorders>
+          </w:tcPr>
           <w:p>
             <w:pPr>
               <w:pStyle w:val="Compact"/>
@@ -8355,7 +8399,11 @@
           </w:p>
         </w:tc>
         <w:tc>
-          <w:tcPr/>
+          <w:tcPr>
+            <w:tcBorders>
+              <w:bottom w:val="single" w:sz="8" w:space="0" w:color="000000"/>
+            </w:tcBorders>
+          </w:tcPr>
           <w:p>
             <w:pPr>
               <w:pStyle w:val="Compact"/>
@@ -8371,7 +8419,11 @@
           </w:p>
         </w:tc>
         <w:tc>
-          <w:tcPr/>
+          <w:tcPr>
+            <w:tcBorders>
+              <w:bottom w:val="single" w:sz="8" w:space="0" w:color="000000"/>
+            </w:tcBorders>
+          </w:tcPr>
           <w:p>
             <w:pPr>
               <w:pStyle w:val="Compact"/>
@@ -9443,6 +9495,7 @@
     <w:p>
       <w:pPr>
         <w:pStyle w:val="FirstParagraph"/>
+        <w:spacing w:before="0" w:after="0"/>
       </w:pPr>
       <w:r>
         <w:rPr>
@@ -9545,6 +9598,7 @@
     <w:p>
       <w:pPr>
         <w:pStyle w:val="BodyText"/>
+        <w:spacing w:before="0" w:after="0"/>
       </w:pPr>
       <w:r>
         <w:rPr>
@@ -9609,6 +9663,7 @@
     <w:p>
       <w:pPr>
         <w:pStyle w:val="BodyText"/>
+        <w:spacing w:before="0" w:after="0"/>
       </w:pPr>
       <w:r>
         <w:rPr>
@@ -9650,6 +9705,7 @@
     <w:p>
       <w:pPr>
         <w:pStyle w:val="BodyText"/>
+        <w:spacing w:before="0" w:after="0"/>
       </w:pPr>
       <w:r>
         <w:rPr>
@@ -10416,6 +10472,14 @@
       <w:tblPr>
         <w:tblStyle w:val="Table"/>
         <w:tblW w:type="auto" w:w="0"/>
+        <w:tblBorders>
+          <w:top w:val="single" w:sz="12" w:space="0" w:color="000000"/>
+          <w:left w:val="none" w:sz="0" w:space="0" w:color="auto"/>
+          <w:bottom w:val="single" w:sz="12" w:space="0" w:color="000000"/>
+          <w:right w:val="none" w:sz="0" w:space="0" w:color="auto"/>
+          <w:insideH w:val="none" w:sz="0" w:space="0" w:color="auto"/>
+          <w:insideV w:val="none" w:sz="0" w:space="0" w:color="auto"/>
+        </w:tblBorders>
         <w:tblLook w:firstRow="1" w:lastRow="0" w:firstColumn="0" w:lastColumn="0" w:noHBand="0" w:noVBand="0" w:val="0020"/>
       </w:tblPr>
       <w:tblGrid>
@@ -10428,7 +10492,11 @@
           <w:tblHeader w:val="on"/>
         </w:trPr>
         <w:tc>
-          <w:tcPr/>
+          <w:tcPr>
+            <w:tcBorders>
+              <w:bottom w:val="single" w:sz="8" w:space="0" w:color="000000"/>
+            </w:tcBorders>
+          </w:tcPr>
           <w:p>
             <w:pPr>
               <w:pStyle w:val="Compact"/>
@@ -10459,7 +10527,11 @@
           </w:p>
         </w:tc>
         <w:tc>
-          <w:tcPr/>
+          <w:tcPr>
+            <w:tcBorders>
+              <w:bottom w:val="single" w:sz="8" w:space="0" w:color="000000"/>
+            </w:tcBorders>
+          </w:tcPr>
           <w:p>
             <w:pPr>
               <w:pStyle w:val="Compact"/>
@@ -10489,7 +10561,11 @@
           </w:p>
         </w:tc>
         <w:tc>
-          <w:tcPr/>
+          <w:tcPr>
+            <w:tcBorders>
+              <w:bottom w:val="single" w:sz="8" w:space="0" w:color="000000"/>
+            </w:tcBorders>
+          </w:tcPr>
           <w:p>
             <w:pPr>
               <w:pStyle w:val="Compact"/>
@@ -11560,6 +11636,7 @@
     <w:p>
       <w:pPr>
         <w:pStyle w:val="BodyText"/>
+        <w:spacing w:before="0" w:after="0"/>
       </w:pPr>
       <w:r>
         <w:rPr>
@@ -11601,6 +11678,7 @@
     <w:p>
       <w:pPr>
         <w:pStyle w:val="BodyText"/>
+        <w:spacing w:before="0" w:after="0"/>
       </w:pPr>
       <w:r>
         <w:rPr>
@@ -11682,6 +11760,7 @@
     <w:p>
       <w:pPr>
         <w:pStyle w:val="BodyText"/>
+        <w:spacing w:before="0" w:after="0"/>
       </w:pPr>
       <w:r>
         <w:rPr>
@@ -11793,6 +11872,7 @@
     <w:p>
       <w:pPr>
         <w:pStyle w:val="BodyText"/>
+        <w:spacing w:before="0" w:after="0"/>
       </w:pPr>
       <w:r>
         <w:rPr>
@@ -12423,6 +12503,7 @@
     <w:p>
       <w:pPr>
         <w:pStyle w:val="BodyText"/>
+        <w:spacing w:before="0" w:after="0"/>
       </w:pPr>
       <w:r>
         <w:rPr>
@@ -12434,6 +12515,7 @@
     <w:p>
       <w:pPr>
         <w:pStyle w:val="BodyText"/>
+        <w:spacing w:before="0" w:after="0"/>
       </w:pPr>
       <w:r>
         <w:rPr>
@@ -12445,6 +12527,7 @@
     <w:p>
       <w:pPr>
         <w:pStyle w:val="BodyText"/>
+        <w:spacing w:before="0" w:after="0"/>
       </w:pPr>
       <w:r>
         <w:rPr>
@@ -12456,6 +12539,7 @@
     <w:p>
       <w:pPr>
         <w:pStyle w:val="BodyText"/>
+        <w:spacing w:before="0" w:after="0"/>
       </w:pPr>
       <w:r>
         <w:rPr>
@@ -18123,7 +18207,6 @@
     <w:bookmarkEnd w:id="49"/>
     <w:bookmarkEnd w:id="50"/>
     <w:sectPr>
-      <w:headerReference w:type="default" r:id="rId37"/>
       <w:footerReference w:type="default" r:id="rId9"/>
       <w:footnotePr>
         <w:numRestart w:val="eachSect"/>
@@ -18150,16 +18233,6 @@
       <w:rPr>
         <w:rFonts w:ascii="Times New Roman" w:hAnsi="Times New Roman" w:eastAsia="Times New Roman" w:cs="Times New Roman"/>
         <w:b w:val="0"/>
-        <w:color w:val="000000"/>
-        <w:sz w:val="20"/>
-      </w:rPr>
-      <w:t xml:space="preserve">第 </w:t>
-    </w:r>
-    <w:r>
-      <w:rPr>
-        <w:rFonts w:ascii="Times New Roman" w:hAnsi="Times New Roman" w:eastAsia="Times New Roman" w:cs="Times New Roman"/>
-        <w:b w:val="0"/>
-        <w:color w:val="000000"/>
         <w:sz w:val="20"/>
       </w:rPr>
       <w:fldChar w:fldCharType="begin"/>
@@ -18168,7 +18241,6 @@
       <w:rPr>
         <w:rFonts w:ascii="Times New Roman" w:hAnsi="Times New Roman" w:eastAsia="Times New Roman" w:cs="Times New Roman"/>
         <w:b w:val="0"/>
-        <w:color w:val="000000"/>
         <w:sz w:val="20"/>
       </w:rPr>
       <w:instrText xml:space="preserve"> PAGE </w:instrText>
@@ -18177,91 +18249,9 @@
       <w:rPr>
         <w:rFonts w:ascii="Times New Roman" w:hAnsi="Times New Roman" w:eastAsia="Times New Roman" w:cs="Times New Roman"/>
         <w:b w:val="0"/>
-        <w:color w:val="000000"/>
-        <w:sz w:val="20"/>
-      </w:rPr>
-      <w:fldChar w:fldCharType="separate"/>
-    </w:r>
-    <w:r>
-      <w:rPr>
-        <w:rFonts w:ascii="Times New Roman" w:hAnsi="Times New Roman" w:eastAsia="Times New Roman" w:cs="Times New Roman"/>
-        <w:b w:val="0"/>
-        <w:color w:val="000000"/>
-        <w:sz w:val="20"/>
-      </w:rPr>
-      <w:t>1</w:t>
-    </w:r>
-    <w:r>
-      <w:rPr>
-        <w:rFonts w:ascii="Times New Roman" w:hAnsi="Times New Roman" w:eastAsia="Times New Roman" w:cs="Times New Roman"/>
-        <w:b w:val="0"/>
-        <w:color w:val="000000"/>
         <w:sz w:val="20"/>
       </w:rPr>
       <w:fldChar w:fldCharType="end"/>
-    </w:r>
-    <w:r>
-      <w:rPr>
-        <w:rFonts w:ascii="Times New Roman" w:hAnsi="Times New Roman" w:eastAsia="Times New Roman" w:cs="Times New Roman"/>
-        <w:b w:val="0"/>
-        <w:color w:val="000000"/>
-        <w:sz w:val="20"/>
-      </w:rPr>
-      <w:t xml:space="preserve"> 页 / 共 </w:t>
-    </w:r>
-    <w:r>
-      <w:rPr>
-        <w:rFonts w:ascii="Times New Roman" w:hAnsi="Times New Roman" w:eastAsia="Times New Roman" w:cs="Times New Roman"/>
-        <w:b w:val="0"/>
-        <w:color w:val="000000"/>
-        <w:sz w:val="20"/>
-      </w:rPr>
-      <w:fldChar w:fldCharType="begin"/>
-    </w:r>
-    <w:r>
-      <w:rPr>
-        <w:rFonts w:ascii="Times New Roman" w:hAnsi="Times New Roman" w:eastAsia="Times New Roman" w:cs="Times New Roman"/>
-        <w:b w:val="0"/>
-        <w:color w:val="000000"/>
-        <w:sz w:val="20"/>
-      </w:rPr>
-      <w:instrText xml:space="preserve"> NUMPAGES </w:instrText>
-    </w:r>
-    <w:r>
-      <w:rPr>
-        <w:rFonts w:ascii="Times New Roman" w:hAnsi="Times New Roman" w:eastAsia="Times New Roman" w:cs="Times New Roman"/>
-        <w:b w:val="0"/>
-        <w:color w:val="000000"/>
-        <w:sz w:val="20"/>
-      </w:rPr>
-      <w:fldChar w:fldCharType="separate"/>
-    </w:r>
-    <w:r>
-      <w:rPr>
-        <w:rFonts w:ascii="Times New Roman" w:hAnsi="Times New Roman" w:eastAsia="Times New Roman" w:cs="Times New Roman"/>
-        <w:b w:val="0"/>
-        <w:color w:val="000000"/>
-        <w:sz w:val="20"/>
-      </w:rPr>
-      <w:t>1</w:t>
-    </w:r>
-    <w:r>
-      <w:rPr>
-        <w:rFonts w:ascii="Times New Roman" w:hAnsi="Times New Roman" w:eastAsia="Times New Roman" w:cs="Times New Roman"/>
-        <w:b w:val="0"/>
-        <w:color w:val="000000"/>
-        <w:sz w:val="20"/>
-      </w:rPr>
-      <w:fldChar w:fldCharType="end"/>
-    </w:r>
-    <w:r>
-      <w:rPr>
-        <w:rFonts w:ascii="Times New Roman" w:hAnsi="Times New Roman" w:eastAsia="Times New Roman" w:cs="Times New Roman"/>
-        <w:b w:val="0"/>
-        <w:color w:val="000000"/>
-        <w:sz w:val="20"/>
-      </w:rPr>
-      <w:t xml:space="preserve"> 页</w:t>
     </w:r>
   </w:p>
 </w:ftr>
@@ -18284,28 +18274,6 @@
     </w:p>
   </w:footnote>
 </w:footnotes>
-</file>
-
-<file path=word/header1.xml><?xml version="1.0" encoding="utf-8"?>
-<w:hdr xmlns:m="http://schemas.openxmlformats.org/officeDocument/2006/math" xmlns:mc="http://schemas.openxmlformats.org/markup-compatibility/2006" xmlns:mo="http://schemas.microsoft.com/office/mac/office/2008/main" xmlns:mv="urn:schemas-microsoft-com:mac:vml" xmlns:o="urn:schemas-microsoft-com:office:office" xmlns:r="http://schemas.openxmlformats.org/officeDocument/2006/relationships" xmlns:v="urn:schemas-microsoft-com:vml" xmlns:w10="urn:schemas-microsoft-com:office:word" xmlns:w14="http://schemas.microsoft.com/office/word/2010/wordml" xmlns:w="http://schemas.openxmlformats.org/wordprocessingml/2006/main" xmlns:wne="http://schemas.microsoft.com/office/word/2006/wordml" xmlns:wp14="http://schemas.microsoft.com/office/word/2010/wordprocessingDrawing" xmlns:wp="http://schemas.openxmlformats.org/drawingml/2006/wordprocessingDrawing" xmlns:wpc="http://schemas.microsoft.com/office/word/2010/wordprocessingCanvas" xmlns:wpg="http://schemas.microsoft.com/office/word/2010/wordprocessingGroup" xmlns:wpi="http://schemas.microsoft.com/office/word/2010/wordprocessingInk" xmlns:wps="http://schemas.microsoft.com/office/word/2010/wordprocessingShape" mc:Ignorable="w14 wp14">
-  <w:p>
-    <w:pPr>
-      <w:jc w:val="right"/>
-      <w:pBdr>
-        <w:bottom w:val="single" w:sz="4" w:space="2" w:color="000000"/>
-      </w:pBdr>
-    </w:pPr>
-    <w:r>
-      <w:rPr>
-        <w:rFonts w:ascii="Times New Roman" w:hAnsi="Times New Roman" w:eastAsia="Times New Roman" w:cs="Times New Roman"/>
-        <w:b w:val="0"/>
-        <w:color w:val="000000"/>
-        <w:sz w:val="18"/>
-      </w:rPr>
-      <w:t xml:space="preserve">一分册专项卷IV</w:t>
-    </w:r>
-  </w:p>
-</w:hdr>
 </file>
 
 <file path=word/numbering.xml><?xml version="1.0" encoding="utf-8"?>
